--- a/public/contracts/arbeitsvertrag-kurzfristig.docx
+++ b/public/contracts/arbeitsvertrag-kurzfristig.docx
@@ -649,7 +649,7 @@
           <w:sz w:val="21"/>
           <w:szCs w:val="21"/>
         </w:rPr>
-        <w:t xml:space="preserve">§ 6 Urlaub</w:t>
+        <w:t xml:space="preserve">§ 6 Feiertage</w:t>
       </w:r>
       <w:r>
         <w:rPr>
@@ -660,22 +660,22 @@
           <w:sz w:val="19"/>
           <w:szCs w:val="19"/>
         </w:rPr>
-        <w:t xml:space="preserve">   § 6 휴가</w:t>
-      </w:r>
-    </w:p>
-    <w:p>
-      <w:pPr>
-        <w:spacing w:after="60" w:line="264"/>
-      </w:pPr>
-      <w:r>
-        <w:rPr>
-          <w:rFonts w:ascii="Calibri" w:eastAsia="Malgun Gothic" w:hAnsi="Calibri"/>
-          <w:b w:val="false"/>
-          <w:bCs w:val="false"/>
-          <w:sz w:val="20"/>
-          <w:szCs w:val="20"/>
-        </w:rPr>
-        <w:t xml:space="preserve">Der/Die Arbeitnehmer/in hat Anspruch auf den gesetzlichen Erholungsurlaub nach dem Bundesurlaubsgesetz, anteilig nach Beschäftigungsdauer und Arbeitstagen. Nicht genommener Urlaub wird bei Vertragsende abgegolten.</w:t>
+        <w:t xml:space="preserve">   § 6 공휴일</w:t>
+      </w:r>
+    </w:p>
+    <w:p>
+      <w:pPr>
+        <w:spacing w:after="60" w:line="264"/>
+      </w:pPr>
+      <w:r>
+        <w:rPr>
+          <w:rFonts w:ascii="Calibri" w:eastAsia="Malgun Gothic" w:hAnsi="Calibri"/>
+          <w:b w:val="false"/>
+          <w:bCs w:val="false"/>
+          <w:sz w:val="20"/>
+          <w:szCs w:val="20"/>
+        </w:rPr>
+        <w:t xml:space="preserve">Für Arbeitszeit, die infolge eines gesetzlichen Feiertags ausfällt, gilt die gesetzliche Regelung (§ 2 EFZG).</w:t>
       </w:r>
     </w:p>
     <w:p>
@@ -689,7 +689,7 @@
           <w:sz w:val="18"/>
           <w:szCs w:val="18"/>
         </w:rPr>
-        <w:t xml:space="preserve">단기고용 근로자도 근무기간·근무일수에 비례한 법정 유급휴가가 발생하며, 사용하지 못한 휴가는 계약 종료 시 수당으로 정산한다.</w:t>
+        <w:t xml:space="preserve">근무 예정일이 법정 공휴일이어서 근무가 없게 된 경우 법정 규정(§ 2 EFZG)에 따른다.</w:t>
       </w:r>
     </w:p>
     <w:p>
@@ -704,7 +704,7 @@
           <w:sz w:val="21"/>
           <w:szCs w:val="21"/>
         </w:rPr>
-        <w:t xml:space="preserve">§ 7 Krankheit und Feiertage</w:t>
+        <w:t xml:space="preserve">§ 7 Arbeitszeitaufzeichnung</w:t>
       </w:r>
       <w:r>
         <w:rPr>
@@ -715,22 +715,22 @@
           <w:sz w:val="19"/>
           <w:szCs w:val="19"/>
         </w:rPr>
-        <w:t xml:space="preserve">   § 7 질병·공휴일</w:t>
-      </w:r>
-    </w:p>
-    <w:p>
-      <w:pPr>
-        <w:spacing w:after="60" w:line="264"/>
-      </w:pPr>
-      <w:r>
-        <w:rPr>
-          <w:rFonts w:ascii="Calibri" w:eastAsia="Malgun Gothic" w:hAnsi="Calibri"/>
-          <w:b w:val="false"/>
-          <w:bCs w:val="false"/>
-          <w:sz w:val="20"/>
-          <w:szCs w:val="20"/>
-        </w:rPr>
-        <w:t xml:space="preserve">Anspruch auf Entgeltfortzahlung im Krankheitsfall besteht nach vierwöchiger ununterbrochener Dauer des Arbeitsverhältnisses (§ 3 Abs. 3 EFZG). Die Arbeitsunfähigkeit ist unverzüglich mitzuteilen; eine ärztliche Bescheinigung ist spätestens am vierten Kalendertag vorzulegen, auf Verlangen früher. Für Arbeitszeit, die infolge eines gesetzlichen Feiertags ausfällt, wird das Entgelt nach § 2 EFZG fortgezahlt.</w:t>
+        <w:t xml:space="preserve">   § 7 근무시간 기록</w:t>
+      </w:r>
+    </w:p>
+    <w:p>
+      <w:pPr>
+        <w:spacing w:after="60" w:line="264"/>
+      </w:pPr>
+      <w:r>
+        <w:rPr>
+          <w:rFonts w:ascii="Calibri" w:eastAsia="Malgun Gothic" w:hAnsi="Calibri"/>
+          <w:b w:val="false"/>
+          <w:bCs w:val="false"/>
+          <w:sz w:val="20"/>
+          <w:szCs w:val="20"/>
+        </w:rPr>
+        <w:t xml:space="preserve">Beginn, Ende und Dauer der täglichen Arbeitszeit werden gemäß § 17 MiLoG spätestens sieben Tage nach der Arbeitsleistung aufgezeichnet (Dienstplan-/Kassensystem des Arbeitgebers bzw. Stundenzettel). Der/Die Arbeitnehmer/in wirkt an der Aufzeichnung mit und bestätigt sie auf Verlangen durch Unterschrift. Die Einsatztage werden zusätzlich fortlaufend gezählt.</w:t>
       </w:r>
     </w:p>
     <w:p>
@@ -744,7 +744,7 @@
           <w:sz w:val="18"/>
           <w:szCs w:val="18"/>
         </w:rPr>
-        <w:t xml:space="preserve">유급 병가는 근로관계가 중단 없이 4주 지속된 후부터 인정된다(임금계속지급법 § 3 ③). 아프면 즉시 알리고 늦어도 4일째에는 진단서를 제출한다. 근무 예정일이 법정 공휴일이어서 근무가 없게 된 경우 해당 임금은 지급된다.</w:t>
+        <w:t xml:space="preserve">최저임금법 § 17에 따라 일별 근무 시작·종료·시간을 7일 이내에 기록한다(스케줄/포스 시스템 또는 근무시간 기록표). 연 70일 한도 관리를 위해 근무일수도 계속 집계한다.</w:t>
       </w:r>
     </w:p>
     <w:p>
@@ -759,7 +759,7 @@
           <w:sz w:val="21"/>
           <w:szCs w:val="21"/>
         </w:rPr>
-        <w:t xml:space="preserve">§ 8 Arbeitszeitaufzeichnung</w:t>
+        <w:t xml:space="preserve">§ 8 Kassenführung, Verschwiegenheit und Eigentum</w:t>
       </w:r>
       <w:r>
         <w:rPr>
@@ -770,22 +770,22 @@
           <w:sz w:val="19"/>
           <w:szCs w:val="19"/>
         </w:rPr>
-        <w:t xml:space="preserve">   § 8 근무시간 기록</w:t>
-      </w:r>
-    </w:p>
-    <w:p>
-      <w:pPr>
-        <w:spacing w:after="60" w:line="264"/>
-      </w:pPr>
-      <w:r>
-        <w:rPr>
-          <w:rFonts w:ascii="Calibri" w:eastAsia="Malgun Gothic" w:hAnsi="Calibri"/>
-          <w:b w:val="false"/>
-          <w:bCs w:val="false"/>
-          <w:sz w:val="20"/>
-          <w:szCs w:val="20"/>
-        </w:rPr>
-        <w:t xml:space="preserve">Beginn, Ende und Dauer der täglichen Arbeitszeit werden gemäß § 17 MiLoG spätestens sieben Tage nach der Arbeitsleistung aufgezeichnet (Dienstplan-/Kassensystem des Arbeitgebers bzw. Stundenzettel). Der/Die Arbeitnehmer/in wirkt an der Aufzeichnung mit und bestätigt sie auf Verlangen durch Unterschrift. Die Einsatztage werden zusätzlich fortlaufend gezählt.</w:t>
+        <w:t xml:space="preserve">   § 8 현금 관리·비밀유지·비품</w:t>
+      </w:r>
+    </w:p>
+    <w:p>
+      <w:pPr>
+        <w:spacing w:after="60" w:line="264"/>
+      </w:pPr>
+      <w:r>
+        <w:rPr>
+          <w:rFonts w:ascii="Calibri" w:eastAsia="Malgun Gothic" w:hAnsi="Calibri"/>
+          <w:b w:val="false"/>
+          <w:bCs w:val="false"/>
+          <w:sz w:val="20"/>
+          <w:szCs w:val="20"/>
+        </w:rPr>
+        <w:t xml:space="preserve">Der/Die Arbeitnehmer/in behandelt die Kasse mit Sorgfalt, führt den Tagesabschluss nach den Vorgaben des Arbeitgebers durch und meldet Fehlbeträge oder Unregelmäßigkeiten unverzüglich. Über Geschäfts- und Betriebsgeheimnisse (u. a. Umsätze, Kundendaten, Zugangscodes) ist Stillschweigen zu bewahren, auch nach Beendigung des Arbeitsverhältnisses. Überlassene Schlüssel, Zugangscodes und Arbeitsmittel sind bei Beendigung zurückzugeben.</w:t>
       </w:r>
     </w:p>
     <w:p>
@@ -799,7 +799,7 @@
           <w:sz w:val="18"/>
           <w:szCs w:val="18"/>
         </w:rPr>
-        <w:t xml:space="preserve">최저임금법 § 17에 따라 일별 근무 시작·종료·시간을 7일 이내에 기록한다(스케줄/포스 시스템 또는 근무시간 기록표). 연 70일 한도 관리를 위해 근무일수도 계속 집계한다.</w:t>
+        <w:t xml:space="preserve">근로자는 시재(현금)를 주의 깊게 관리하고 사용자 지침에 따라 일일 마감을 수행하며, 부족액·이상 발견 시 즉시 보고한다. 매출, 고객정보, 출입코드 등 영업비밀은 퇴사 후에도 비밀로 유지하고, 지급받은 열쇠·코드·비품은 계약 종료 시 반납한다.</w:t>
       </w:r>
     </w:p>
     <w:p>
@@ -814,7 +814,7 @@
           <w:sz w:val="21"/>
           <w:szCs w:val="21"/>
         </w:rPr>
-        <w:t xml:space="preserve">§ 9 Kassenführung, Verschwiegenheit und Eigentum</w:t>
+        <w:t xml:space="preserve">§ 9 Kündigung</w:t>
       </w:r>
       <w:r>
         <w:rPr>
@@ -825,22 +825,22 @@
           <w:sz w:val="19"/>
           <w:szCs w:val="19"/>
         </w:rPr>
-        <w:t xml:space="preserve">   § 9 현금 관리·비밀유지·비품</w:t>
-      </w:r>
-    </w:p>
-    <w:p>
-      <w:pPr>
-        <w:spacing w:after="60" w:line="264"/>
-      </w:pPr>
-      <w:r>
-        <w:rPr>
-          <w:rFonts w:ascii="Calibri" w:eastAsia="Malgun Gothic" w:hAnsi="Calibri"/>
-          <w:b w:val="false"/>
-          <w:bCs w:val="false"/>
-          <w:sz w:val="20"/>
-          <w:szCs w:val="20"/>
-        </w:rPr>
-        <w:t xml:space="preserve">Der/Die Arbeitnehmer/in behandelt die Kasse mit Sorgfalt, führt den Tagesabschluss nach den Vorgaben des Arbeitgebers durch und meldet Fehlbeträge oder Unregelmäßigkeiten unverzüglich. Über Geschäfts- und Betriebsgeheimnisse (u. a. Umsätze, Kundendaten, Zugangscodes) ist Stillschweigen zu bewahren, auch nach Beendigung des Arbeitsverhältnisses. Überlassene Schlüssel, Zugangscodes und Arbeitsmittel sind bei Beendigung zurückzugeben.</w:t>
+        <w:t xml:space="preserve">   § 9 계약 해지</w:t>
+      </w:r>
+    </w:p>
+    <w:p>
+      <w:pPr>
+        <w:spacing w:after="60" w:line="264"/>
+      </w:pPr>
+      <w:r>
+        <w:rPr>
+          <w:rFonts w:ascii="Calibri" w:eastAsia="Malgun Gothic" w:hAnsi="Calibri"/>
+          <w:b w:val="false"/>
+          <w:bCs w:val="false"/>
+          <w:sz w:val="20"/>
+          <w:szCs w:val="20"/>
+        </w:rPr>
+        <w:t xml:space="preserve">Das Arbeitsverhältnis endet mit Ablauf der Befristung, ohne dass es einer Kündigung bedarf. Das Recht zur ordentlichen Kündigung mit den gesetzlichen Fristen (§ 622 BGB) wird beiderseits vorbehalten. Jede Kündigung bedarf der Schriftform (§ 623 BGB).</w:t>
       </w:r>
     </w:p>
     <w:p>
@@ -854,7 +854,7 @@
           <w:sz w:val="18"/>
           <w:szCs w:val="18"/>
         </w:rPr>
-        <w:t xml:space="preserve">근로자는 시재(현금)를 주의 깊게 관리하고 사용자 지침에 따라 일일 마감을 수행하며, 부족액·이상 발견 시 즉시 보고한다. 매출, 고객정보, 출입코드 등 영업비밀은 퇴사 후에도 비밀로 유지하고, 지급받은 열쇠·코드·비품은 계약 종료 시 반납한다.</w:t>
+        <w:t xml:space="preserve">계약은 기재된 종료일이 지나면 별도 통보 없이 종료된다. 그 전이라도 양 당사자는 독일 민법 § 622의 법정 예고기간을 두고 해지할 수 있으며, 해지는 반드시 서면(자필 서명)으로 한다.</w:t>
       </w:r>
     </w:p>
     <w:p>
@@ -869,7 +869,7 @@
           <w:sz w:val="21"/>
           <w:szCs w:val="21"/>
         </w:rPr>
-        <w:t xml:space="preserve">§ 10 Kündigung</w:t>
+        <w:t xml:space="preserve">§ 10 Schlussbestimmungen</w:t>
       </w:r>
       <w:r>
         <w:rPr>
@@ -880,62 +880,7 @@
           <w:sz w:val="19"/>
           <w:szCs w:val="19"/>
         </w:rPr>
-        <w:t xml:space="preserve">   § 10 계약 해지</w:t>
-      </w:r>
-    </w:p>
-    <w:p>
-      <w:pPr>
-        <w:spacing w:after="60" w:line="264"/>
-      </w:pPr>
-      <w:r>
-        <w:rPr>
-          <w:rFonts w:ascii="Calibri" w:eastAsia="Malgun Gothic" w:hAnsi="Calibri"/>
-          <w:b w:val="false"/>
-          <w:bCs w:val="false"/>
-          <w:sz w:val="20"/>
-          <w:szCs w:val="20"/>
-        </w:rPr>
-        <w:t xml:space="preserve">Das Arbeitsverhältnis endet mit Ablauf der Befristung, ohne dass es einer Kündigung bedarf. Das Recht zur ordentlichen Kündigung mit den gesetzlichen Fristen (§ 622 BGB) wird beiderseits vorbehalten. Jede Kündigung bedarf der Schriftform (§ 623 BGB).</w:t>
-      </w:r>
-    </w:p>
-    <w:p>
-      <w:pPr>
-        <w:spacing w:after="200" w:line="252"/>
-      </w:pPr>
-      <w:r>
-        <w:rPr>
-          <w:rFonts w:ascii="Calibri" w:eastAsia="Malgun Gothic" w:hAnsi="Calibri"/>
-          <w:color w:val="595959"/>
-          <w:sz w:val="18"/>
-          <w:szCs w:val="18"/>
-        </w:rPr>
-        <w:t xml:space="preserve">계약은 기재된 종료일이 지나면 별도 통보 없이 종료된다. 그 전이라도 양 당사자는 독일 민법 § 622의 법정 예고기간을 두고 해지할 수 있으며, 해지는 반드시 서면(자필 서명)으로 한다.</w:t>
-      </w:r>
-    </w:p>
-    <w:p>
-      <w:pPr>
-        <w:spacing w:after="80" w:before="200"/>
-      </w:pPr>
-      <w:r>
-        <w:rPr>
-          <w:rFonts w:ascii="Calibri" w:eastAsia="Malgun Gothic" w:hAnsi="Calibri"/>
-          <w:b/>
-          <w:bCs/>
-          <w:sz w:val="21"/>
-          <w:szCs w:val="21"/>
-        </w:rPr>
-        <w:t xml:space="preserve">§ 11 Schlussbestimmungen</w:t>
-      </w:r>
-      <w:r>
-        <w:rPr>
-          <w:rFonts w:ascii="Calibri" w:eastAsia="Malgun Gothic" w:hAnsi="Calibri"/>
-          <w:b/>
-          <w:bCs/>
-          <w:color w:val="404040"/>
-          <w:sz w:val="19"/>
-          <w:szCs w:val="19"/>
-        </w:rPr>
-        <w:t xml:space="preserve">   § 11 기타 조항</w:t>
+        <w:t xml:space="preserve">   § 10 기타 조항</w:t>
       </w:r>
     </w:p>
     <w:p>
